--- a/data/employees/EMP048/AST-EMP048-03.docx
+++ b/data/employees/EMP048/AST-EMP048-03.docx
@@ -7,10 +7,7 @@
         <w:pStyle w:val="Heading1"/>
       </w:pPr>
       <w:r>
-        <w:rPr>
-          <w:sz w:val="36"/>
-        </w:rPr>
-        <w:t>Design specification - EMP048</w:t>
+        <w:t>Ast Emp048 03 - EMP048</w:t>
       </w:r>
     </w:p>
     <w:p>
@@ -18,130 +15,32 @@
         <w:pStyle w:val="Heading2"/>
       </w:pPr>
       <w:r>
-        <w:t>Document Metadata</w:t>
-      </w:r>
-    </w:p>
-    <w:tbl>
-      <w:tblPr>
-        <w:tblStyle w:val="TableGrid"/>
-        <w:tblW w:type="auto" w:w="0"/>
-        <w:tblLook w:firstColumn="1" w:firstRow="1" w:lastColumn="0" w:lastRow="0" w:noHBand="0" w:noVBand="1" w:val="04A0"/>
-      </w:tblPr>
-      <w:tblGrid>
-        <w:gridCol w:w="4320"/>
-        <w:gridCol w:w="4320"/>
-      </w:tblGrid>
-      <w:tr>
-        <w:tc>
-          <w:tcPr>
-            <w:tcW w:type="dxa" w:w="4320"/>
-          </w:tcPr>
-          <w:p>
-            <w:r>
-              <w:t>Author</w:t>
-            </w:r>
-          </w:p>
-        </w:tc>
-        <w:tc>
-          <w:tcPr>
-            <w:tcW w:type="dxa" w:w="4320"/>
-          </w:tcPr>
-          <w:p>
-            <w:r>
-              <w:t>Jamie Brown</w:t>
-            </w:r>
-          </w:p>
-        </w:tc>
-      </w:tr>
-      <w:tr>
-        <w:tc>
-          <w:tcPr>
-            <w:tcW w:type="dxa" w:w="4320"/>
-          </w:tcPr>
-          <w:p>
-            <w:r>
-              <w:t>Role / Department</w:t>
-            </w:r>
-          </w:p>
-        </w:tc>
-        <w:tc>
-          <w:tcPr>
-            <w:tcW w:type="dxa" w:w="4320"/>
-          </w:tcPr>
-          <w:p>
-            <w:r>
-              <w:t>Engineer | Engineering</w:t>
-            </w:r>
-          </w:p>
-        </w:tc>
-      </w:tr>
-      <w:tr>
-        <w:tc>
-          <w:tcPr>
-            <w:tcW w:type="dxa" w:w="4320"/>
-          </w:tcPr>
-          <w:p>
-            <w:r>
-              <w:t>Location</w:t>
-            </w:r>
-          </w:p>
-        </w:tc>
-        <w:tc>
-          <w:tcPr>
-            <w:tcW w:type="dxa" w:w="4320"/>
-          </w:tcPr>
-          <w:p>
-            <w:r>
-              <w:t>Fremont</w:t>
-            </w:r>
-          </w:p>
-        </w:tc>
-      </w:tr>
-      <w:tr>
-        <w:tc>
-          <w:tcPr>
-            <w:tcW w:type="dxa" w:w="4320"/>
-          </w:tcPr>
-          <w:p>
-            <w:r>
-              <w:t>Last Modified</w:t>
-            </w:r>
-          </w:p>
-        </w:tc>
-        <w:tc>
-          <w:tcPr>
-            <w:tcW w:type="dxa" w:w="4320"/>
-          </w:tcPr>
-          <w:p>
-            <w:r>
-              <w:t>2025-02-21</w:t>
-            </w:r>
-          </w:p>
-        </w:tc>
-      </w:tr>
-    </w:tbl>
-    <w:p/>
-    <w:p>
-      <w:pPr>
-        <w:pStyle w:val="Heading2"/>
-      </w:pPr>
-      <w:r>
-        <w:t>Specification</w:t>
+        <w:t>Page 1</w:t>
       </w:r>
     </w:p>
     <w:p>
       <w:r>
-        <w:t>Design Specification: Microservices Event Bus Architecture</w:t>
+        <w:t>Section 1: Quarterly delivery milestones. EMP048 contributes to ast emp048 03 through recurring collaboration, clear ownership boundaries, and measurable outcomes. The team captures decisions, open issues, and handoffs so that knowledge remains discoverable for future programs.</w:t>
       </w:r>
     </w:p>
     <w:p>
       <w:r>
-        <w:t>Version: 1.5</w:t>
+        <w:t>Section 2: Fabric semantic model planning. EMP048 contributes to ast emp048 03 through recurring collaboration, clear ownership boundaries, and measurable outcomes. The team captures decisions, open issues, and handoffs so that knowledge remains discoverable for future programs.</w:t>
       </w:r>
     </w:p>
     <w:p>
       <w:r>
-        <w:t>This specification describes the event-driven architecture for the microservices platform. Services communicate via Azure Service Bus topics. Dead-letter queues are monitored with alerting thresholds. Schema registry enforces backward-compatible contract evolution.</w:t>
+        <w:t>Section 3: Department KPI performance. EMP048 contributes to ast emp048 03 through recurring collaboration, clear ownership boundaries, and measurable outcomes. The team captures decisions, open issues, and handoffs so that knowledge remains discoverable for future programs.</w:t>
+      </w:r>
+    </w:p>
+    <w:p>
+      <w:r>
+        <w:t>Section 4: Data quality remediation. EMP048 contributes to ast emp048 03 through recurring collaboration, clear ownership boundaries, and measurable outcomes. The team captures decisions, open issues, and handoffs so that knowledge remains discoverable for future programs.</w:t>
+      </w:r>
+    </w:p>
+    <w:p>
+      <w:r>
+        <w:br w:type="page"/>
       </w:r>
     </w:p>
     <w:p>
@@ -149,12 +48,60 @@
         <w:pStyle w:val="Heading2"/>
       </w:pPr>
       <w:r>
-        <w:t>Author Competencies</w:t>
+        <w:t>Page 2</w:t>
       </w:r>
     </w:p>
     <w:p>
       <w:r>
-        <w:t>Power BI, MLOps, Synapse, SQL</w:t>
+        <w:t>Section 1: Operational risk review. EMP048 contributes to ast emp048 03 through recurring collaboration, clear ownership boundaries, and measurable outcomes. The team captures decisions, open issues, and handoffs so that knowledge remains discoverable for future programs.</w:t>
+      </w:r>
+    </w:p>
+    <w:p>
+      <w:r>
+        <w:t>Section 2: Department KPI performance. EMP048 contributes to ast emp048 03 through recurring collaboration, clear ownership boundaries, and measurable outcomes. The team captures decisions, open issues, and handoffs so that knowledge remains discoverable for future programs.</w:t>
+      </w:r>
+    </w:p>
+    <w:p>
+      <w:r>
+        <w:t>Section 3: Fabric semantic model planning. EMP048 contributes to ast emp048 03 through recurring collaboration, clear ownership boundaries, and measurable outcomes. The team captures decisions, open issues, and handoffs so that knowledge remains discoverable for future programs.</w:t>
+      </w:r>
+    </w:p>
+    <w:p>
+      <w:r>
+        <w:t>Section 4: Knowledge transfer and onboarding. EMP048 contributes to ast emp048 03 through recurring collaboration, clear ownership boundaries, and measurable outcomes. The team captures decisions, open issues, and handoffs so that knowledge remains discoverable for future programs.</w:t>
+      </w:r>
+    </w:p>
+    <w:p>
+      <w:r>
+        <w:br w:type="page"/>
+      </w:r>
+    </w:p>
+    <w:p>
+      <w:pPr>
+        <w:pStyle w:val="Heading2"/>
+      </w:pPr>
+      <w:r>
+        <w:t>Page 3</w:t>
+      </w:r>
+    </w:p>
+    <w:p>
+      <w:r>
+        <w:t>Section 1: Fabric semantic model planning. EMP048 contributes to ast emp048 03 through recurring collaboration, clear ownership boundaries, and measurable outcomes. The team captures decisions, open issues, and handoffs so that knowledge remains discoverable for future programs.</w:t>
+      </w:r>
+    </w:p>
+    <w:p>
+      <w:r>
+        <w:t>Section 2: Data quality remediation. EMP048 contributes to ast emp048 03 through recurring collaboration, clear ownership boundaries, and measurable outcomes. The team captures decisions, open issues, and handoffs so that knowledge remains discoverable for future programs.</w:t>
+      </w:r>
+    </w:p>
+    <w:p>
+      <w:r>
+        <w:t>Section 3: Quarterly delivery milestones. EMP048 contributes to ast emp048 03 through recurring collaboration, clear ownership boundaries, and measurable outcomes. The team captures decisions, open issues, and handoffs so that knowledge remains discoverable for future programs.</w:t>
+      </w:r>
+    </w:p>
+    <w:p>
+      <w:r>
+        <w:t>Section 4: Operational risk review. EMP048 contributes to ast emp048 03 through recurring collaboration, clear ownership boundaries, and measurable outcomes. The team captures decisions, open issues, and handoffs so that knowledge remains discoverable for future programs.</w:t>
       </w:r>
     </w:p>
     <w:sectPr>
